--- a/docs/MMMF_Facilitator_Certification_Agreement.docx
+++ b/docs/MMMF_Facilitator_Certification_Agreement.docx
@@ -163,7 +163,7 @@
                 <w:sz w:val="18"/>
                 <w:szCs w:val="18"/>
               </w:rPr>
-              <w:t xml:space="preserve">Utah Highway Patrol Sergeant  ·  MAT Candidate</w:t>
+              <w:t xml:space="preserve">Founder  ·  Curriculum Designer</w:t>
             </w:r>
           </w:p>
           <w:p>
@@ -177,7 +177,7 @@
                 <w:sz w:val="18"/>
                 <w:szCs w:val="18"/>
               </w:rPr>
-              <w:t xml:space="preserve">readyforreal.life  ·  mikeyterry44@gmail.com</w:t>
+              <w:t xml:space="preserve">readyforreal.life  ·  readyforreal.life44@gmail.com</w:t>
             </w:r>
           </w:p>
         </w:tc>
@@ -1953,7 +1953,7 @@
                 <w:sz w:val="20"/>
                 <w:szCs w:val="20"/>
               </w:rPr>
-              <w:t xml:space="preserve">This Agreement is a legally binding document. The Licensee is encouraged to retain a copy for their records. Questions regarding this Agreement should be directed to Michael R. Terry at mikeyterry44@gmail.com.</w:t>
+              <w:t xml:space="preserve">This Agreement is a legally binding document. The Licensee is encouraged to retain a copy for their records. Questions regarding this Agreement should be directed to Michael R. Terry at readyforreal.life44@gmail.com.</w:t>
             </w:r>
           </w:p>
         </w:tc>

--- a/docs/MMMF_Facilitator_Certification_Agreement.docx
+++ b/docs/MMMF_Facilitator_Certification_Agreement.docx
@@ -17,7 +17,7 @@
           <w:sz w:val="20"/>
           <w:szCs w:val="20"/>
         </w:rPr>
-        <w:t xml:space="preserve">MODERN MANNERS &amp; MENTAL FORTITUDE</w:t>
+        <w:t xml:space="preserve">READY FOR REAL LIFE INSTRUCTION AND EDUCATION</w:t>
       </w:r>
     </w:p>
     <w:p>
@@ -51,7 +51,7 @@
           <w:sz w:val="28"/>
           <w:szCs w:val="28"/>
         </w:rPr>
-        <w:t xml:space="preserve">MMMF Licensed Educator Program</w:t>
+        <w:t xml:space="preserve">Modern Manners and Mental Fortitude (MMMF) LLC</w:t>
       </w:r>
     </w:p>
     <w:p>
@@ -149,7 +149,7 @@
                 <w:sz w:val="19"/>
                 <w:szCs w:val="19"/>
               </w:rPr>
-              <w:t xml:space="preserve">Founder, Modern Manners &amp; Mental Fortitude</w:t>
+              <w:t xml:space="preserve">Founder, Ready for Real Life Instruction and Education | MMMF LLC</w:t>
             </w:r>
           </w:p>
           <w:p>
@@ -386,7 +386,7 @@
           <w:sz w:val="22"/>
           <w:szCs w:val="22"/>
         </w:rPr>
-        <w:t xml:space="preserve">WHEREAS, Michael R. Terry (hereinafter "Licensor") is the sole creator, developer, and intellectual property owner of the Modern Manners &amp; Mental Fortitude (MMMF) curriculum, including all associated materials, frameworks, assessments, workbooks, card sets, training programs, and derivative works;</w:t>
+        <w:t xml:space="preserve">WHEREAS, Michael R. Terry (hereinafter "Licensor") is the sole creator, developer, and intellectual property owner of the Ready for Real Life Instruction and Education (MMMF) curriculum, including all associated materials, frameworks, assessments, workbooks, card sets, training programs, and derivative works;</w:t>
       </w:r>
     </w:p>
     <w:p>
@@ -1040,7 +1040,7 @@
           <w:sz w:val="22"/>
           <w:szCs w:val="22"/>
         </w:rPr>
-        <w:t xml:space="preserve">Required attribution language: "This program uses the Modern Manners &amp; Mental Fortitude curriculum, developed by Michael R. Terry. For more information, visit readyforreal.life."</w:t>
+        <w:t xml:space="preserve">Required attribution language: "This program uses the Ready for Real Life Instruction and Education (MMMF) curriculum, developed by Michael R. Terry. For more information, visit readyforreal.life."</w:t>
       </w:r>
     </w:p>
     <w:p>
@@ -2123,7 +2123,7 @@
           <w:sz w:val="20"/>
           <w:szCs w:val="20"/>
         </w:rPr>
-        <w:t xml:space="preserve">Title: Founder, Modern Manners &amp; Mental Fortitude</w:t>
+        <w:t xml:space="preserve">Title: Founder, Ready for Real Life Instruction and Education | MMMF LLC</w:t>
       </w:r>
     </w:p>
     <w:p>
@@ -2476,7 +2476,7 @@
           <w:sz w:val="18"/>
           <w:szCs w:val="18"/>
         </w:rPr>
-        <w:t xml:space="preserve">© Michael R. Terry  ·  Modern Manners &amp; Mental Fortitude  ·  readyforreal.life</w:t>
+        <w:t xml:space="preserve">Ready for Real Life Instruction and Education | MMMF LLC — © Michael R. Terry &amp; Mekenzi G. Terry · readyforreal.life</w:t>
       </w:r>
     </w:p>
     <w:sectPr>
@@ -2547,7 +2547,7 @@
         <w:sz w:val="16"/>
         <w:szCs w:val="16"/>
       </w:rPr>
-      <w:t xml:space="preserve">© Michael R. Terry  ·  Modern Manners &amp; Mental Fortitude  ·  readyforreal.life  ·  All Rights Reserved</w:t>
+      <w:t xml:space="preserve">Ready for Real Life Instruction and Education | MMMF LLC — © Michael R. Terry &amp; Mekenzi G. Terry · readyforreal.life · All Rights Reserved</w:t>
     </w:r>
   </w:p>
 </w:ftr>
